--- a/Documents for the project/Risk Assessment Form.docx
+++ b/Documents for the project/Risk Assessment Form.docx
@@ -931,7 +931,23 @@
                 <w:sz w:val="20"/>
                 <w:szCs w:val="20"/>
               </w:rPr>
-              <w:t xml:space="preserve"> Afterward</w:t>
+              <w:t xml:space="preserve"> </w:t>
+            </w:r>
+            <w:r>
+              <w:rPr>
+                <w:rFonts w:asciiTheme="minorHAnsi" w:hAnsiTheme="minorHAnsi" w:cstheme="minorHAnsi"/>
+                <w:sz w:val="20"/>
+                <w:szCs w:val="20"/>
+              </w:rPr>
+              <w:t xml:space="preserve">Then I will have them use another phishing detection system called urlscan.io. </w:t>
+            </w:r>
+            <w:r>
+              <w:rPr>
+                <w:rFonts w:asciiTheme="minorHAnsi" w:hAnsiTheme="minorHAnsi" w:cstheme="minorHAnsi"/>
+                <w:sz w:val="20"/>
+                <w:szCs w:val="20"/>
+              </w:rPr>
+              <w:t>Afterward</w:t>
             </w:r>
             <w:r>
               <w:rPr>
@@ -997,21 +1013,39 @@
               </w:rPr>
               <w:t xml:space="preserve"> how </w:t>
             </w:r>
-            <w:r>
-              <w:rPr>
-                <w:rFonts w:asciiTheme="minorHAnsi" w:hAnsiTheme="minorHAnsi" w:cstheme="minorHAnsi"/>
-                <w:sz w:val="20"/>
-                <w:szCs w:val="20"/>
-              </w:rPr>
-              <w:t>clearly,</w:t>
-            </w:r>
-            <w:r>
-              <w:rPr>
-                <w:rFonts w:asciiTheme="minorHAnsi" w:hAnsiTheme="minorHAnsi" w:cstheme="minorHAnsi"/>
-                <w:sz w:val="20"/>
-                <w:szCs w:val="20"/>
-              </w:rPr>
-              <w:t xml:space="preserve"> they understood the feedback provided by the project’s analysis. </w:t>
+            <w:proofErr w:type="gramStart"/>
+            <w:r>
+              <w:rPr>
+                <w:rFonts w:asciiTheme="minorHAnsi" w:hAnsiTheme="minorHAnsi" w:cstheme="minorHAnsi"/>
+                <w:sz w:val="20"/>
+                <w:szCs w:val="20"/>
+              </w:rPr>
+              <w:t>clearly</w:t>
+            </w:r>
+            <w:proofErr w:type="gramEnd"/>
+            <w:r>
+              <w:rPr>
+                <w:rFonts w:asciiTheme="minorHAnsi" w:hAnsiTheme="minorHAnsi" w:cstheme="minorHAnsi"/>
+                <w:sz w:val="20"/>
+                <w:szCs w:val="20"/>
+              </w:rPr>
+              <w:t xml:space="preserve"> they understood the feedback provided by the project’s analysis</w:t>
+            </w:r>
+            <w:r>
+              <w:rPr>
+                <w:rFonts w:asciiTheme="minorHAnsi" w:hAnsiTheme="minorHAnsi" w:cstheme="minorHAnsi"/>
+                <w:sz w:val="20"/>
+                <w:szCs w:val="20"/>
+              </w:rPr>
+              <w:t xml:space="preserve"> and how they feel about my project in comparison to a similar existing system</w:t>
+            </w:r>
+            <w:r>
+              <w:rPr>
+                <w:rFonts w:asciiTheme="minorHAnsi" w:hAnsiTheme="minorHAnsi" w:cstheme="minorHAnsi"/>
+                <w:sz w:val="20"/>
+                <w:szCs w:val="20"/>
+              </w:rPr>
+              <w:t xml:space="preserve">. </w:t>
             </w:r>
           </w:p>
           <w:p>
@@ -1065,6 +1099,7 @@
                 <w:sz w:val="20"/>
                 <w:szCs w:val="20"/>
               </w:rPr>
+              <w:lastRenderedPageBreak/>
               <w:t>Things to consider within the assessment</w:t>
             </w:r>
             <w:r>
@@ -1111,7 +1146,6 @@
                 <w:sz w:val="20"/>
                 <w:szCs w:val="20"/>
               </w:rPr>
-              <w:lastRenderedPageBreak/>
               <w:t xml:space="preserve">Personal safety </w:t>
             </w:r>
             <w:r>
@@ -3773,6 +3807,7 @@
                 <w:sz w:val="20"/>
                 <w:szCs w:val="20"/>
               </w:rPr>
+              <w:lastRenderedPageBreak/>
               <w:t>Lone Working</w:t>
             </w:r>
           </w:p>
@@ -3847,7 +3882,6 @@
                 <w:sz w:val="20"/>
                 <w:szCs w:val="20"/>
               </w:rPr>
-              <w:lastRenderedPageBreak/>
               <w:t>All participants</w:t>
             </w:r>
           </w:p>
@@ -3901,16 +3935,7 @@
                 <w:sz w:val="20"/>
                 <w:szCs w:val="20"/>
               </w:rPr>
-              <w:t xml:space="preserve"> Lone-</w:t>
-            </w:r>
-            <w:r>
-              <w:rPr>
-                <w:rFonts w:asciiTheme="minorHAnsi" w:hAnsiTheme="minorHAnsi" w:cstheme="minorHAnsi"/>
-                <w:sz w:val="20"/>
-                <w:szCs w:val="20"/>
-              </w:rPr>
-              <w:lastRenderedPageBreak/>
-              <w:t xml:space="preserve">working policy. </w:t>
+              <w:t xml:space="preserve"> Lone-working policy. </w:t>
             </w:r>
             <w:r>
               <w:rPr>
@@ -3971,7 +3996,6 @@
                 <w:sz w:val="20"/>
                 <w:szCs w:val="20"/>
               </w:rPr>
-              <w:lastRenderedPageBreak/>
               <w:t>1</w:t>
             </w:r>
           </w:p>
@@ -14288,15 +14312,6 @@
 </file>
 
 <file path=customXml/item1.xml><?xml version="1.0" encoding="utf-8"?>
-<?mso-contentType ?>
-<FormTemplates xmlns="http://schemas.microsoft.com/sharepoint/v3/contenttype/forms">
-  <Display>DocumentLibraryForm</Display>
-  <Edit>DocumentLibraryForm</Edit>
-  <New>DocumentLibraryForm</New>
-</FormTemplates>
-</file>
-
-<file path=customXml/item2.xml><?xml version="1.0" encoding="utf-8"?>
 <ct:contentTypeSchema xmlns:ct="http://schemas.microsoft.com/office/2006/metadata/contentType" xmlns:ma="http://schemas.microsoft.com/office/2006/metadata/properties/metaAttributes" ct:_="" ma:_="" ma:contentTypeName="Document" ma:contentTypeID="0x010100CE8CD061D736974F90976929574C83F2" ma:contentTypeVersion="17" ma:contentTypeDescription="Create a new document." ma:contentTypeScope="" ma:versionID="2ebd8ebad3d6692aa7a78b6d4635bb62">
   <xsd:schema xmlns:xsd="http://www.w3.org/2001/XMLSchema" xmlns:xs="http://www.w3.org/2001/XMLSchema" xmlns:p="http://schemas.microsoft.com/office/2006/metadata/properties" xmlns:ns3="38e20257-38aa-47e4-b9e1-d1fa75a350fa" xmlns:ns4="b4e37569-f173-40ae-9d38-8e93e983383f" targetNamespace="http://schemas.microsoft.com/office/2006/metadata/properties" ma:root="true" ma:fieldsID="95d2045043856945e37e40341057eb2c" ns3:_="" ns4:_="">
     <xsd:import namespace="38e20257-38aa-47e4-b9e1-d1fa75a350fa"/>
@@ -14543,7 +14558,20 @@
 </ct:contentTypeSchema>
 </file>
 
+<file path=customXml/item2.xml><?xml version="1.0" encoding="utf-8"?>
+<?mso-contentType ?>
+<FormTemplates xmlns="http://schemas.microsoft.com/sharepoint/v3/contenttype/forms">
+  <Display>DocumentLibraryForm</Display>
+  <Edit>DocumentLibraryForm</Edit>
+  <New>DocumentLibraryForm</New>
+</FormTemplates>
+</file>
+
 <file path=customXml/item3.xml><?xml version="1.0" encoding="utf-8"?>
+<b:Sources xmlns:b="http://schemas.openxmlformats.org/officeDocument/2006/bibliography" xmlns="http://schemas.openxmlformats.org/officeDocument/2006/bibliography" SelectedStyle="\APA.XSL" StyleName="APA"/>
+</file>
+
+<file path=customXml/item4.xml><?xml version="1.0" encoding="utf-8"?>
 <p:properties xmlns:p="http://schemas.microsoft.com/office/2006/metadata/properties" xmlns:xsi="http://www.w3.org/2001/XMLSchema-instance" xmlns:pc="http://schemas.microsoft.com/office/infopath/2007/PartnerControls">
   <documentManagement>
     <_activity xmlns="38e20257-38aa-47e4-b9e1-d1fa75a350fa" xsi:nil="true"/>
@@ -14551,19 +14579,7 @@
 </p:properties>
 </file>
 
-<file path=customXml/item4.xml><?xml version="1.0" encoding="utf-8"?>
-<b:Sources xmlns:b="http://schemas.openxmlformats.org/officeDocument/2006/bibliography" xmlns="http://schemas.openxmlformats.org/officeDocument/2006/bibliography" SelectedStyle="\APA.XSL" StyleName="APA"/>
-</file>
-
 <file path=customXml/itemProps1.xml><?xml version="1.0" encoding="utf-8"?>
-<ds:datastoreItem xmlns:ds="http://schemas.openxmlformats.org/officeDocument/2006/customXml" ds:itemID="{2251BE20-53B2-42E6-8AF8-8543EDA9AA00}">
-  <ds:schemaRefs>
-    <ds:schemaRef ds:uri="http://schemas.microsoft.com/sharepoint/v3/contenttype/forms"/>
-  </ds:schemaRefs>
-</ds:datastoreItem>
-</file>
-
-<file path=customXml/itemProps2.xml><?xml version="1.0" encoding="utf-8"?>
 <ds:datastoreItem xmlns:ds="http://schemas.openxmlformats.org/officeDocument/2006/customXml" ds:itemID="{3D701575-FDB4-41DE-9256-7935C0E15C84}">
   <ds:schemaRefs>
     <ds:schemaRef ds:uri="http://schemas.microsoft.com/office/2006/metadata/contentType"/>
@@ -14582,7 +14598,23 @@
 </ds:datastoreItem>
 </file>
 
+<file path=customXml/itemProps2.xml><?xml version="1.0" encoding="utf-8"?>
+<ds:datastoreItem xmlns:ds="http://schemas.openxmlformats.org/officeDocument/2006/customXml" ds:itemID="{2251BE20-53B2-42E6-8AF8-8543EDA9AA00}">
+  <ds:schemaRefs>
+    <ds:schemaRef ds:uri="http://schemas.microsoft.com/sharepoint/v3/contenttype/forms"/>
+  </ds:schemaRefs>
+</ds:datastoreItem>
+</file>
+
 <file path=customXml/itemProps3.xml><?xml version="1.0" encoding="utf-8"?>
+<ds:datastoreItem xmlns:ds="http://schemas.openxmlformats.org/officeDocument/2006/customXml" ds:itemID="{B2C709C5-E617-42DE-9C3B-22550AC5AD29}">
+  <ds:schemaRefs>
+    <ds:schemaRef ds:uri="http://schemas.openxmlformats.org/officeDocument/2006/bibliography"/>
+  </ds:schemaRefs>
+</ds:datastoreItem>
+</file>
+
+<file path=customXml/itemProps4.xml><?xml version="1.0" encoding="utf-8"?>
 <ds:datastoreItem xmlns:ds="http://schemas.openxmlformats.org/officeDocument/2006/customXml" ds:itemID="{07C40BFB-46A5-41C9-AECB-D5D993342712}">
   <ds:schemaRefs>
     <ds:schemaRef ds:uri="http://schemas.microsoft.com/office/2006/metadata/properties"/>
@@ -14590,12 +14622,4 @@
     <ds:schemaRef ds:uri="38e20257-38aa-47e4-b9e1-d1fa75a350fa"/>
   </ds:schemaRefs>
 </ds:datastoreItem>
-</file>
-
-<file path=customXml/itemProps4.xml><?xml version="1.0" encoding="utf-8"?>
-<ds:datastoreItem xmlns:ds="http://schemas.openxmlformats.org/officeDocument/2006/customXml" ds:itemID="{B2C709C5-E617-42DE-9C3B-22550AC5AD29}">
-  <ds:schemaRefs>
-    <ds:schemaRef ds:uri="http://schemas.openxmlformats.org/officeDocument/2006/bibliography"/>
-  </ds:schemaRefs>
-</ds:datastoreItem>
 </file>